--- a/deliveries/2026-09-04/AutoBridge_Daily_2026-09-04/02_Procurement_Guides/GUIDE_20260904_07_VIN_Nameplate.docx
+++ b/deliveries/2026-09-04/AutoBridge_Daily_2026-09-04/02_Procurement_Guides/GUIDE_20260904_07_VIN_Nameplate.docx
@@ -7,7 +7,7 @@
         <w:pStyle w:val="Title"/>
       </w:pPr>
       <w:r>
-        <w:t>VIN and Nameplate Compliance for Export: Reading the 17 Characters and Matching Four Documents</w:t>
+        <w:t>Reading and Verifying a Chinese Vehicle's VIN and Nameplate Under GB 16735-2019</w:t>
       </w:r>
     </w:p>
     <w:p>
@@ -29,7 +29,7 @@
         <w:t>SEO Title</w:t>
       </w:r>
       <w:r>
-        <w:t>: Export Vehicle VIN &amp; Nameplate Compliance Guide (WMI/VDS/VIS)</w:t>
+        <w:t>: VIN &amp; Nameplate Verification for Chinese Vehicle Imports — GB 16735-2019</w:t>
       </w:r>
     </w:p>
     <w:p>
@@ -43,7 +43,7 @@
         <w:t>Meta Description</w:t>
       </w:r>
       <w:r>
-        <w:t>: How a 17-character VIN is structured (WMI/VDS/VIS), why GB 16735 is mandatory for Chinese road-vehicle access, and the four-place consistency check exporters run before customs and registration.</w:t>
+        <w:t>: How a 17-character VIN splits into WMI/VDS/VIS under GB 16735-2019, why stamped VIN, nameplate, certificate and shipping documents must match, and what an importer should verify before payment.</w:t>
       </w:r>
     </w:p>
     <w:p>
@@ -57,7 +57,7 @@
         <w:t>Suggested URL</w:t>
       </w:r>
       <w:r>
-        <w:t>: /guides/vehicle-vin-wmi-nameplate-compliance</w:t>
+        <w:t>: /guides/vin-nameplate-verification-chinese-vehicles</w:t>
       </w:r>
     </w:p>
     <w:p>
@@ -71,7 +71,7 @@
         <w:t>H1</w:t>
       </w:r>
       <w:r>
-        <w:t>: VIN and Nameplate Verification for Exported Chinese Vehicles</w:t>
+        <w:t>: VIN and Nameplate Verification for a Chinese Vehicle: Structure, Standard and the Four-Place Match</w:t>
       </w:r>
     </w:p>
     <w:p>
@@ -85,7 +85,7 @@
         <w:t>Primary Keyword</w:t>
       </w:r>
       <w:r>
-        <w:t>: vehicle vin structure wmi nameplate compliance export</w:t>
+        <w:t>: VIN nameplate verification GB16735 chinese vehicle</w:t>
       </w:r>
     </w:p>
     <w:p>
@@ -99,7 +99,7 @@
         <w:t>Secondary Search Terms</w:t>
       </w:r>
       <w:r>
-        <w:t>: 17-character VIN, WMI VDS VIS, GB16735, Chinese VIN first character L, VIN nameplate certificate consistency</w:t>
+        <w:t>: WMI VDS VIS structure, GB16735-2019 VIN, VIN check digit position 9, VIN nameplate certificate consistency, stamped VIN tampering</w:t>
       </w:r>
     </w:p>
     <w:p>
@@ -113,7 +113,7 @@
         <w:t>Internal Link Suggestions</w:t>
       </w:r>
       <w:r>
-        <w:t>: /guides/export-vehicle-document-package/ ; /guides/vehicle-export-hs-code-classification/ ; /vehicles/jac-t9-hunter/</w:t>
+        <w:t>: /guides/export-vehicle-document-package/ ; /guides/china-export-statutory-inspection-declaration/ ; /vehicles/jac-t9-hunter/</w:t>
       </w:r>
     </w:p>
     <w:p>
@@ -127,7 +127,7 @@
         <w:t>Image Suggestions</w:t>
       </w:r>
       <w:r>
-        <w:t>: 17-char VIN segment diagram; four-document consistency flow; nameplate field callouts</w:t>
+        <w:t>: 17-char VIN segment diagram; four-place match checklist; stamped VIN close-up</w:t>
       </w:r>
     </w:p>
     <w:p>
@@ -141,7 +141,7 @@
         <w:t>ALT Suggestions</w:t>
       </w:r>
       <w:r>
-        <w:t>: "17 character VIN WMI VDS VIS structure and four-place match"</w:t>
+        <w:t>: "17 character VIN split into WMI VDS VIS under GB16735-2019"</w:t>
       </w:r>
     </w:p>
     <w:p>
@@ -149,21 +149,21 @@
         <w:pStyle w:val="Heading1"/>
       </w:pPr>
       <w:r>
-        <w:t>Why Overseas Customs and Registries Start With the VIN</w:t>
+        <w:t>Why VIN Verification Sits Before Payment</w:t>
       </w:r>
     </w:p>
     <w:p>
       <w:r>
-        <w:t xml:space="preserve">The VIN is the one identifier that follows a vehicle through factory certificate, export documents, shipping, customs and overseas registration. A mismatch between the stamped VIN, the nameplate and the paperwork is one of the fastest ways to stall clearance — and it is almost entirely preventable before shipment. This guide explains the </w:t>
+        <w:t xml:space="preserve">A VIN mismatch is one of the few defects that blocks registration </w:t>
       </w:r>
       <w:r>
         <w:rPr>
           <w:b/>
         </w:rPr>
-        <w:t>17-character structure under Chinese standard GB 16735</w:t>
+        <w:t>after</w:t>
       </w:r>
       <w:r>
-        <w:t xml:space="preserve"> and the consistency check we recommend. Destination-specific VIN-format rules are country matters and are not generalized here.</w:t>
+        <w:t xml:space="preserve"> the vehicle has already been paid for and shipped. The fix is cheap at the sourcing desk and expensive at the destination port. This guide explains the Chinese VIN structure under the current standard and gives a four-place consistency check buyers can run before releasing balance payment.</w:t>
       </w:r>
     </w:p>
     <w:p>
@@ -171,12 +171,12 @@
         <w:pStyle w:val="Heading1"/>
       </w:pPr>
       <w:r>
-        <w:t>The 17-Character Structure</w:t>
+        <w:t>The 17-Character Structure Under GB 16735-2019</w:t>
       </w:r>
     </w:p>
     <w:p>
       <w:r>
-        <w:t xml:space="preserve">A VIN is </w:t>
+        <w:t xml:space="preserve">A vehicle identification number is </w:t>
       </w:r>
       <w:r>
         <w:rPr>
@@ -185,7 +185,7 @@
         <w:t>17 characters</w:t>
       </w:r>
       <w:r>
-        <w:t xml:space="preserve"> in three sections:</w:t>
+        <w:t>, divided into three parts:</w:t>
       </w:r>
     </w:p>
     <w:p>
@@ -196,28 +196,10 @@
         <w:rPr>
           <w:b/>
         </w:rPr>
-        <w:t>WMI (World Manufacturer Identifier)</w:t>
+        <w:t>WMI (positions 1–3) — World Manufacturer Identifier</w:t>
       </w:r>
       <w:r>
-        <w:t xml:space="preserve"> — the </w:t>
-      </w:r>
-      <w:r>
-        <w:rPr>
-          <w:b/>
-        </w:rPr>
-        <w:t>first 3 characters</w:t>
-      </w:r>
-      <w:r>
-        <w:t xml:space="preserve">, assigned in advance by the authorized body of the manufacturer's country/region, per </w:t>
-      </w:r>
-      <w:r>
-        <w:rPr>
-          <w:b/>
-        </w:rPr>
-        <w:t>GB 16737</w:t>
-      </w:r>
-      <w:r>
-        <w:t>. It identifies the manufacturer.</w:t>
+        <w:t>: pre-assigned to the manufacturer by the authorized body of the country/region where it is located, in line with GB 16737.</w:t>
       </w:r>
     </w:p>
     <w:p>
@@ -228,25 +210,16 @@
         <w:rPr>
           <w:b/>
         </w:rPr>
-        <w:t>VDS (Vehicle Descriptor Section)</w:t>
+        <w:t>VDS (positions 4–9) — Vehicle Descriptor Section</w:t>
       </w:r>
       <w:r>
-        <w:t xml:space="preserve"> — </w:t>
+        <w:t xml:space="preserve">: describes model/engine and other characteristics; </w:t>
       </w:r>
       <w:r>
         <w:rPr>
           <w:b/>
         </w:rPr>
-        <w:t>positions 4–9</w:t>
-      </w:r>
-      <w:r>
-        <w:t xml:space="preserve">, describing model/engine and other characteristics; </w:t>
-      </w:r>
-      <w:r>
-        <w:rPr>
-          <w:b/>
-        </w:rPr>
-        <w:t>position 9 is the check digit</w:t>
+        <w:t>position 9 is the check character</w:t>
       </w:r>
       <w:r>
         <w:t>.</w:t>
@@ -260,51 +233,33 @@
         <w:rPr>
           <w:b/>
         </w:rPr>
-        <w:t>VIS (Vehicle Indicator Section)</w:t>
+        <w:t>VIS (positions 10–17) — Vehicle Indicator Section</w:t>
       </w:r>
       <w:r>
-        <w:t xml:space="preserve"> — </w:t>
+        <w:t>: carries model year, assembly plant and production serial number.</w:t>
       </w:r>
+    </w:p>
+    <w:p>
       <w:r>
         <w:rPr>
           <w:b/>
         </w:rPr>
-        <w:t>positions 10–17</w:t>
-      </w:r>
-      <w:r>
-        <w:t xml:space="preserve">, carrying the </w:t>
+        <w:t>GB 16735-2019 *Road vehicles — Vehicle identification number (VIN)</w:t>
       </w:r>
       <w:r>
         <w:rPr>
-          <w:b/>
+          <w:i/>
         </w:rPr>
-        <w:t>model year, assembly plant and production serial number</w:t>
-      </w:r>
-      <w:r>
-        <w:t>.</w:t>
-      </w:r>
-    </w:p>
-    <w:p>
-      <w:r>
-        <w:t xml:space="preserve">A useful first-pass origin cue: vehicles made in China generally carry a WMI beginning with </w:t>
+        <w:t xml:space="preserve"> is the current Chinese standard (replacing the 2004 edition) and is listed as a </w:t>
       </w:r>
       <w:r>
         <w:rPr>
-          <w:b/>
+          <w:i/>
         </w:rPr>
-        <w:t>L</w:t>
+        <w:t>mandatory cited standard in road-motor-vehicle product-access review</w:t>
       </w:r>
       <w:r>
-        <w:t xml:space="preserve"> (some with </w:t>
-      </w:r>
-      <w:r>
-        <w:rPr>
-          <w:b/>
-        </w:rPr>
-        <w:t>H</w:t>
-      </w:r>
-      <w:r>
-        <w:t>). This is a screening hint only — the authoritative mapping is the assigned WMI register, so do not infer a specific manufacturer from a prefix without checking the allocation.</w:t>
+        <w:t>*. That mandatory status is why VIN, nameplate, certificate and licence documents are required to be consistent.</w:t>
       </w:r>
     </w:p>
     <w:p>
@@ -312,27 +267,39 @@
         <w:pStyle w:val="Heading1"/>
       </w:pPr>
       <w:r>
-        <w:t>Why It Is Mandatory, Not Cosmetic</w:t>
+        <w:t>What We Deliberately Do Not Infer From the First Character</w:t>
       </w:r>
     </w:p>
     <w:p>
       <w:r>
-        <w:rPr>
-          <w:b/>
-        </w:rPr>
-        <w:t>GB 16735 is cited as a mandatory standard in the road-motor-vehicle product-access review requirements</w:t>
-      </w:r>
-      <w:r>
-        <w:t xml:space="preserve"> issued by the Ministry of Industry and Information Technology (MIIT). Under that regime the </w:t>
+        <w:t xml:space="preserve">The WMI first character is allocated by an authorized body. This guide does </w:t>
       </w:r>
       <w:r>
         <w:rPr>
           <w:b/>
         </w:rPr>
-        <w:t>VIN, the nameplate, the manufacturer certificate and the registration document must agree</w:t>
+        <w:t>not</w:t>
       </w:r>
       <w:r>
-        <w:t>. That four-way consistency is a compliance requirement at home and is exactly what overseas authorities re-test in their own way.</w:t>
+        <w:t xml:space="preserve"> assert a blanket rule such as "Chinese vehicles start with L (some with H)" as a definitive origin test: that claim was not confirmed to a reliable standard in the current research and is treated as </w:t>
+      </w:r>
+      <w:r>
+        <w:rPr>
+          <w:b/>
+        </w:rPr>
+        <w:t>unverified</w:t>
+      </w:r>
+      <w:r>
+        <w:t xml:space="preserve">. Origin and manufacturer must be read from the </w:t>
+      </w:r>
+      <w:r>
+        <w:rPr>
+          <w:b/>
+        </w:rPr>
+        <w:t>authorized WMI allocation</w:t>
+      </w:r>
+      <w:r>
+        <w:t>, not guessed from an initial letter; a specific WMI-prefix-to-manufacturer lookup requires the allocation table and is not reproduced here. Destination-country VIN format rules are country-specific and checked separately.</w:t>
       </w:r>
     </w:p>
     <w:p>
@@ -340,7 +307,12 @@
         <w:pStyle w:val="Heading1"/>
       </w:pPr>
       <w:r>
-        <w:t>The Four-Place Consistency Check Before Payment/Shipment</w:t>
+        <w:t>The Four-Place Match Before Balance Payment</w:t>
+      </w:r>
+    </w:p>
+    <w:p>
+      <w:r>
+        <w:t>Compare the same 17 characters across four locations and confirm there is no grinding, re-stamping or over-spray:</w:t>
       </w:r>
     </w:p>
     <w:p>
@@ -354,7 +326,7 @@
         <w:t>Stamped/chiselled VIN on the body</w:t>
       </w:r>
       <w:r>
-        <w:t xml:space="preserve"> (the permanent marking).</w:t>
+        <w:t xml:space="preserve"> (chassis).</w:t>
       </w:r>
     </w:p>
     <w:p>
@@ -365,21 +337,7 @@
         <w:rPr>
           <w:b/>
         </w:rPr>
-        <w:t>VIN on the factory nameplate</w:t>
-      </w:r>
-      <w:r>
-        <w:t xml:space="preserve"> (and its other fields: model, GVW/payload for commercials, manufacture date, engine).</w:t>
-      </w:r>
-    </w:p>
-    <w:p>
-      <w:pPr>
-        <w:pStyle w:val="ListNumber"/>
-      </w:pPr>
-      <w:r>
-        <w:rPr>
-          <w:b/>
-        </w:rPr>
-        <w:t>VIN on the manufacturer certificate / CoC</w:t>
+        <w:t>VIN on the nameplate</w:t>
       </w:r>
       <w:r>
         <w:t>.</w:t>
@@ -393,33 +351,38 @@
         <w:rPr>
           <w:b/>
         </w:rPr>
-        <w:t>VIN in the accompanying documents</w:t>
+        <w:t>VIN on the certificate of conformity / factory certificate</w:t>
       </w:r>
       <w:r>
-        <w:t xml:space="preserve"> (invoice, export paperwork, shipping documents).</w:t>
+        <w:t>.</w:t>
+      </w:r>
+    </w:p>
+    <w:p>
+      <w:pPr>
+        <w:pStyle w:val="ListNumber"/>
+      </w:pPr>
+      <w:r>
+        <w:rPr>
+          <w:b/>
+        </w:rPr>
+        <w:t>VIN on the shipping documents</w:t>
+      </w:r>
+      <w:r>
+        <w:t xml:space="preserve"> (B/L, invoice, packing list).</w:t>
       </w:r>
     </w:p>
     <w:p>
       <w:r>
-        <w:t xml:space="preserve">All four must be character-identical. Inspect the stamping for signs of </w:t>
+        <w:t xml:space="preserve">Any character difference, restamping evidence, or document-vs-body mismatch is a hold point: resolve it with the supplier and the manufacturer's allocation record </w:t>
       </w:r>
       <w:r>
         <w:rPr>
           <w:b/>
         </w:rPr>
-        <w:t>grinding, re-stamping or over-painting</w:t>
+        <w:t>before</w:t>
       </w:r>
       <w:r>
-        <w:t xml:space="preserve">, and confirm the nameplate is securely fixed with no evidence of replacement. For commercial vehicles also reconcile nameplate </w:t>
-      </w:r>
-      <w:r>
-        <w:rPr>
-          <w:b/>
-        </w:rPr>
-        <w:t>GVW/payload</w:t>
-      </w:r>
-      <w:r>
-        <w:t xml:space="preserve"> against the certificate (see the light-truck and tractor pages for why this matters).</w:t>
+        <w:t xml:space="preserve"> payment and booking, because registration authorities compare the same four places.</w:t>
       </w:r>
     </w:p>
     <w:p>
@@ -427,12 +390,47 @@
         <w:pStyle w:val="Heading1"/>
       </w:pPr>
       <w:r>
-        <w:t>How This Feeds the Export Paper Set</w:t>
+        <w:t>A Practical Verification Order</w:t>
       </w:r>
     </w:p>
     <w:p>
+      <w:pPr>
+        <w:pStyle w:val="ListNumber"/>
+      </w:pPr>
       <w:r>
-        <w:t>The VIN check is the front end of the export document package: once the four places agree, the same identifier must flow unchanged through the certificate of conformity, spec sheet and shipping documents (see the document-package guide). A VIN corrected after booking can trigger B/L and manifest amendments.</w:t>
+        <w:t>Transcribe the stamped body VIN character by character (17 total).</w:t>
+      </w:r>
+    </w:p>
+    <w:p>
+      <w:pPr>
+        <w:pStyle w:val="ListNumber"/>
+      </w:pPr>
+      <w:r>
+        <w:t>Confirm the position-9 check character and the position-10 model-year code are internally consistent.</w:t>
+      </w:r>
+    </w:p>
+    <w:p>
+      <w:pPr>
+        <w:pStyle w:val="ListNumber"/>
+      </w:pPr>
+      <w:r>
+        <w:t>Match it to nameplate, certificate and shipping documents (four-place match).</w:t>
+      </w:r>
+    </w:p>
+    <w:p>
+      <w:pPr>
+        <w:pStyle w:val="ListNumber"/>
+      </w:pPr>
+      <w:r>
+        <w:t>Identify the manufacturer through the WMI allocation rather than the first letter alone.</w:t>
+      </w:r>
+    </w:p>
+    <w:p>
+      <w:pPr>
+        <w:pStyle w:val="ListNumber"/>
+      </w:pPr>
+      <w:r>
+        <w:t>Photograph stamped VIN, nameplate and certificate together for the file.</w:t>
       </w:r>
     </w:p>
     <w:p>
@@ -448,7 +446,7 @@
         <w:pStyle w:val="ListBullet"/>
       </w:pPr>
       <w:r>
-        <w:t>Which specific WMI prefix belongs to which manufacturer requires the authorized allocation register and is not guessed here.</w:t>
+        <w:t>No WMI-prefix-to-manufacturer directory (requires the authorized allocation table).</w:t>
       </w:r>
     </w:p>
     <w:p>
@@ -456,7 +454,15 @@
         <w:pStyle w:val="ListBullet"/>
       </w:pPr>
       <w:r>
-        <w:t>Destination-country VIN-format or inspection requirements are handled per country, not generalized.</w:t>
+        <w:t>No absolute "initial letter = country of manufacture" rule.</w:t>
+      </w:r>
+    </w:p>
+    <w:p>
+      <w:pPr>
+        <w:pStyle w:val="ListBullet"/>
+      </w:pPr>
+      <w:r>
+        <w:t>Destination VIN/registration formats are handled per destination country.</w:t>
       </w:r>
     </w:p>
     <w:p>
@@ -472,37 +478,37 @@
         <w:rPr>
           <w:b/>
         </w:rPr>
-        <w:t>How many characters is a VIN?</w:t>
+        <w:t>How is a Chinese VIN structured?</w:t>
       </w:r>
       <w:r>
-        <w:t xml:space="preserve"> 17, split into WMI (1–3), VDS (4–9, with check digit at 9) and VIS (10–17). </w:t>
+        <w:t xml:space="preserve"> 17 characters: WMI (1–3), VDS (4–9, with check character at 9), VIS (10–17, model year/plant/serial). </w:t>
       </w:r>
       <w:r>
         <w:rPr>
           <w:b/>
         </w:rPr>
-        <w:t>What does the first character tell me?</w:t>
+        <w:t>Which standard governs it?</w:t>
       </w:r>
       <w:r>
-        <w:t xml:space="preserve"> Chinese-built vehicles usually start with L (some H), but confirm the manufacturer through the WMI register rather than inferring it. </w:t>
+        <w:t xml:space="preserve"> GB 16735-2019, a mandatory cited standard in vehicle product-access review. </w:t>
       </w:r>
       <w:r>
         <w:rPr>
           <w:b/>
         </w:rPr>
-        <w:t>Which four places must match?</w:t>
+        <w:t>Can I tell the origin from the first letter?</w:t>
       </w:r>
       <w:r>
-        <w:t xml:space="preserve"> The body stamping, the nameplate, the manufacturer certificate/CoC and the shipping/export documents. </w:t>
+        <w:t xml:space="preserve"> Not reliably on its own — use the authorized WMI allocation; this guide does not assert an L/H rule as fact. </w:t>
       </w:r>
       <w:r>
         <w:rPr>
           <w:b/>
         </w:rPr>
-        <w:t>Is GB 16735 optional?</w:t>
+        <w:t>What must match before payment?</w:t>
       </w:r>
       <w:r>
-        <w:t xml:space="preserve"> It is cited as a mandatory standard in MIIT road-vehicle product-access requirements.</w:t>
+        <w:t xml:space="preserve"> Stamped body VIN, nameplate VIN, certificate VIN and shipping-document VIN — all identical, with no re-stamping.</w:t>
       </w:r>
     </w:p>
     <w:p>
@@ -692,7 +698,7 @@
               <w:rPr>
                 <w:sz w:val="20"/>
               </w:rPr>
-              <w:t>Road vehicle VIN GB16735-2019 text</w:t>
+              <w:t>GB 16735-2019 Road vehicles — VIN, standard text PDF</w:t>
             </w:r>
           </w:p>
         </w:tc>
@@ -710,7 +716,7 @@
               <w:rPr>
                 <w:sz w:val="20"/>
               </w:rPr>
-              <w:t>National standard public text</w:t>
+              <w:t>SAC/TC114 (national auto standardization)</w:t>
             </w:r>
           </w:p>
         </w:tc>
@@ -746,7 +752,7 @@
               <w:rPr>
                 <w:sz w:val="20"/>
               </w:rPr>
-              <w:t>https://m.baike.com/wiki/%E8%BD%A6%E8%BE%86%E8%AF%86%E5%88%AB%E4%BB%A3%E5%8F%B7/1470666</w:t>
+              <w:t>https://203.83.237.36/upload/202108/10/202108101324047215.pdf</w:t>
             </w:r>
           </w:p>
         </w:tc>
@@ -782,7 +788,7 @@
               <w:rPr>
                 <w:sz w:val="20"/>
               </w:rPr>
-              <w:t>CROSS_CHECKED</w:t>
+              <w:t>VERIFIED (primary)</w:t>
             </w:r>
           </w:p>
         </w:tc>
@@ -800,7 +806,7 @@
               <w:rPr>
                 <w:sz w:val="20"/>
               </w:rPr>
-              <w:t>17-char, WMI/VDS/VIS, check digit</w:t>
+              <w:t>17-char structure, standard text</w:t>
             </w:r>
           </w:p>
         </w:tc>
@@ -820,7 +826,7 @@
               <w:rPr>
                 <w:sz w:val="20"/>
               </w:rPr>
-              <w:t>Road motor-vehicle product-access review requirements (cites GB16735 as mandatory)</w:t>
+              <w:t>GB 16735-2019 standard status page</w:t>
             </w:r>
           </w:p>
         </w:tc>
@@ -838,7 +844,263 @@
               <w:rPr>
                 <w:sz w:val="20"/>
               </w:rPr>
-              <w:t>MIIT (official PDF)</w:t>
+              <w:t>SAMR openstd</w:t>
+            </w:r>
+          </w:p>
+        </w:tc>
+        <w:tc>
+          <w:tcPr>
+            <w:tcW w:type="dxa" w:w="1234"/>
+          </w:tcPr>
+          <w:p>
+            <w:r>
+              <w:rPr>
+                <w:sz w:val="20"/>
+              </w:rPr>
+            </w:r>
+            <w:r>
+              <w:rPr>
+                <w:sz w:val="20"/>
+              </w:rPr>
+              <w:t>CN</w:t>
+            </w:r>
+          </w:p>
+        </w:tc>
+        <w:tc>
+          <w:tcPr>
+            <w:tcW w:type="dxa" w:w="1234"/>
+          </w:tcPr>
+          <w:p>
+            <w:r>
+              <w:rPr>
+                <w:sz w:val="20"/>
+              </w:rPr>
+            </w:r>
+            <w:r>
+              <w:rPr>
+                <w:sz w:val="20"/>
+              </w:rPr>
+              <w:t>https://openstd.samr.gov.cn/bzgk/std/newGbInfo?hcno=E2EBF667F8C032B1EDFD6DF9C1114E02</w:t>
+            </w:r>
+          </w:p>
+        </w:tc>
+        <w:tc>
+          <w:tcPr>
+            <w:tcW w:type="dxa" w:w="1234"/>
+          </w:tcPr>
+          <w:p>
+            <w:r>
+              <w:rPr>
+                <w:sz w:val="20"/>
+              </w:rPr>
+            </w:r>
+            <w:r>
+              <w:rPr>
+                <w:sz w:val="20"/>
+              </w:rPr>
+              <w:t>2026-09-04</w:t>
+            </w:r>
+          </w:p>
+        </w:tc>
+        <w:tc>
+          <w:tcPr>
+            <w:tcW w:type="dxa" w:w="1234"/>
+          </w:tcPr>
+          <w:p>
+            <w:r>
+              <w:rPr>
+                <w:sz w:val="20"/>
+              </w:rPr>
+            </w:r>
+            <w:r>
+              <w:rPr>
+                <w:sz w:val="20"/>
+              </w:rPr>
+              <w:t>VERIFIED (primary)</w:t>
+            </w:r>
+          </w:p>
+        </w:tc>
+        <w:tc>
+          <w:tcPr>
+            <w:tcW w:type="dxa" w:w="1234"/>
+          </w:tcPr>
+          <w:p>
+            <w:r>
+              <w:rPr>
+                <w:sz w:val="20"/>
+              </w:rPr>
+            </w:r>
+            <w:r>
+              <w:rPr>
+                <w:sz w:val="20"/>
+              </w:rPr>
+              <w:t>Current status, replaces 2004</w:t>
+            </w:r>
+          </w:p>
+        </w:tc>
+      </w:tr>
+      <w:tr>
+        <w:tc>
+          <w:tcPr>
+            <w:tcW w:type="dxa" w:w="1234"/>
+          </w:tcPr>
+          <w:p>
+            <w:r>
+              <w:rPr>
+                <w:sz w:val="20"/>
+              </w:rPr>
+            </w:r>
+            <w:r>
+              <w:rPr>
+                <w:sz w:val="20"/>
+              </w:rPr>
+              <w:t>SAMR platform · GB16735-2019 detail</w:t>
+            </w:r>
+          </w:p>
+        </w:tc>
+        <w:tc>
+          <w:tcPr>
+            <w:tcW w:type="dxa" w:w="1234"/>
+          </w:tcPr>
+          <w:p>
+            <w:r>
+              <w:rPr>
+                <w:sz w:val="20"/>
+              </w:rPr>
+            </w:r>
+            <w:r>
+              <w:rPr>
+                <w:sz w:val="20"/>
+              </w:rPr>
+              <w:t>SAMR</w:t>
+            </w:r>
+          </w:p>
+        </w:tc>
+        <w:tc>
+          <w:tcPr>
+            <w:tcW w:type="dxa" w:w="1234"/>
+          </w:tcPr>
+          <w:p>
+            <w:r>
+              <w:rPr>
+                <w:sz w:val="20"/>
+              </w:rPr>
+            </w:r>
+            <w:r>
+              <w:rPr>
+                <w:sz w:val="20"/>
+              </w:rPr>
+              <w:t>CN</w:t>
+            </w:r>
+          </w:p>
+        </w:tc>
+        <w:tc>
+          <w:tcPr>
+            <w:tcW w:type="dxa" w:w="1234"/>
+          </w:tcPr>
+          <w:p>
+            <w:r>
+              <w:rPr>
+                <w:sz w:val="20"/>
+              </w:rPr>
+            </w:r>
+            <w:r>
+              <w:rPr>
+                <w:sz w:val="20"/>
+              </w:rPr>
+              <w:t>https://std.samr.gov.cn/gb/search/gbDetailed?id=94E9AF238E3052A4E05397BE0A0AD366</w:t>
+            </w:r>
+          </w:p>
+        </w:tc>
+        <w:tc>
+          <w:tcPr>
+            <w:tcW w:type="dxa" w:w="1234"/>
+          </w:tcPr>
+          <w:p>
+            <w:r>
+              <w:rPr>
+                <w:sz w:val="20"/>
+              </w:rPr>
+            </w:r>
+            <w:r>
+              <w:rPr>
+                <w:sz w:val="20"/>
+              </w:rPr>
+              <w:t>2026-09-04</w:t>
+            </w:r>
+          </w:p>
+        </w:tc>
+        <w:tc>
+          <w:tcPr>
+            <w:tcW w:type="dxa" w:w="1234"/>
+          </w:tcPr>
+          <w:p>
+            <w:r>
+              <w:rPr>
+                <w:sz w:val="20"/>
+              </w:rPr>
+            </w:r>
+            <w:r>
+              <w:rPr>
+                <w:sz w:val="20"/>
+              </w:rPr>
+              <w:t>VERIFIED (primary)</w:t>
+            </w:r>
+          </w:p>
+        </w:tc>
+        <w:tc>
+          <w:tcPr>
+            <w:tcW w:type="dxa" w:w="1234"/>
+          </w:tcPr>
+          <w:p>
+            <w:r>
+              <w:rPr>
+                <w:sz w:val="20"/>
+              </w:rPr>
+            </w:r>
+            <w:r>
+              <w:rPr>
+                <w:sz w:val="20"/>
+              </w:rPr>
+              <w:t>Standard status</w:t>
+            </w:r>
+          </w:p>
+        </w:tc>
+      </w:tr>
+      <w:tr>
+        <w:tc>
+          <w:tcPr>
+            <w:tcW w:type="dxa" w:w="1234"/>
+          </w:tcPr>
+          <w:p>
+            <w:r>
+              <w:rPr>
+                <w:sz w:val="20"/>
+              </w:rPr>
+            </w:r>
+            <w:r>
+              <w:rPr>
+                <w:sz w:val="20"/>
+              </w:rPr>
+              <w:t>Road-motor-vehicle product-access review requirements (mandatory citation of GB16735)</w:t>
+            </w:r>
+          </w:p>
+        </w:tc>
+        <w:tc>
+          <w:tcPr>
+            <w:tcW w:type="dxa" w:w="1234"/>
+          </w:tcPr>
+          <w:p>
+            <w:r>
+              <w:rPr>
+                <w:sz w:val="20"/>
+              </w:rPr>
+            </w:r>
+            <w:r>
+              <w:rPr>
+                <w:sz w:val="20"/>
+              </w:rPr>
+              <w:t>MIIT official PDF</w:t>
             </w:r>
           </w:p>
         </w:tc>
@@ -910,7 +1172,7 @@
               <w:rPr>
                 <w:sz w:val="20"/>
               </w:rPr>
-              <w:t>VERIFIED</w:t>
+              <w:t>VERIFIED (primary)</w:t>
             </w:r>
           </w:p>
         </w:tc>
@@ -928,7 +1190,7 @@
               <w:rPr>
                 <w:sz w:val="20"/>
               </w:rPr>
-              <w:t>Mandatory status, four-document consistency</w:t>
+              <w:t>Mandatory status, consistency requirement</w:t>
             </w:r>
           </w:p>
         </w:tc>
@@ -948,7 +1210,7 @@
               <w:rPr>
                 <w:sz w:val="20"/>
               </w:rPr>
-              <w:t>VIN three-section position explanation</w:t>
+              <w:t>VIN segment explanation</w:t>
             </w:r>
           </w:p>
         </w:tc>
@@ -966,7 +1228,7 @@
               <w:rPr>
                 <w:sz w:val="20"/>
               </w:rPr>
-              <w:t>PCauto</w:t>
+              <w:t>Pacific Auto</w:t>
             </w:r>
           </w:p>
         </w:tc>
@@ -1056,7 +1318,7 @@
               <w:rPr>
                 <w:sz w:val="20"/>
               </w:rPr>
-              <w:t>Position detail, L/H first-char cue</w:t>
+              <w:t>Position-level explainer</w:t>
             </w:r>
           </w:p>
         </w:tc>
@@ -1067,7 +1329,7 @@
         <w:rPr>
           <w:i/>
         </w:rPr>
-        <w:t>Scope note: Chinese GB structure and mandatory status; specific WMI ownership and destination VIN rules are out of scope.</w:t>
+        <w:t>Blocked note: "Chinese WMI starts with L / some H" is UNVERIFIED and not stated as fact; WMI-prefix manufacturer mapping and destination VIN formats are out of scope.</w:t>
       </w:r>
     </w:p>
     <w:p>
@@ -1086,10 +1348,10 @@
         <w:rPr>
           <w:b/>
         </w:rPr>
-        <w:t>Author / reviewer</w:t>
+        <w:t>Author</w:t>
       </w:r>
       <w:r>
-        <w:t>: [AutoBridge Export Sourcing Team](/authors/) · method per our [Editorial Policy](/editorial-policy/)</w:t>
+        <w:t>: AutoBridge Export Editorial Team · [Sourcing Team](/authors/) · method per our [Editorial Policy](/editorial-policy/)</w:t>
       </w:r>
     </w:p>
     <w:p>
@@ -1103,7 +1365,16 @@
         <w:t>Last reviewed</w:t>
       </w:r>
       <w:r>
-        <w:t>: 2026-09-04</w:t>
+        <w:t xml:space="preserve">: 2026-09-04 · </w:t>
+      </w:r>
+      <w:r>
+        <w:rPr>
+          <w:b/>
+        </w:rPr>
+        <w:t>Fact sheet version</w:t>
+      </w:r>
+      <w:r>
+        <w:t>: v1.1-2026-09-04</w:t>
       </w:r>
     </w:p>
     <w:p>
@@ -1117,7 +1388,7 @@
         <w:t>Reference market</w:t>
       </w:r>
       <w:r>
-        <w:t>: Chinese GB 16735/GB 16737 framework (destination VIN rules excluded)</w:t>
+        <w:t>: Chinese VIN standard (destination VIN rules excluded)</w:t>
       </w:r>
     </w:p>
     <w:p>
@@ -1131,7 +1402,21 @@
         <w:t>Verification method</w:t>
       </w:r>
       <w:r>
-        <w:t>: MIIT mandatory anchor; structure cross-checked; four-place match method</w:t>
+        <w:t>: GB16735-2019 official standard text + MIIT mandatory citation; unverified first-letter origin rule removed</w:t>
+      </w:r>
+    </w:p>
+    <w:p>
+      <w:pPr>
+        <w:pStyle w:val="ListBullet"/>
+      </w:pPr>
+      <w:r>
+        <w:rPr>
+          <w:b/>
+        </w:rPr>
+        <w:t>Transparency</w:t>
+      </w:r>
+      <w:r>
+        <w:t>: AI_ASSISTED=true · HUMAN_REVIEWED=false · evidence.first_hand=false · PUBLISH_APPROVED=false</w:t>
       </w:r>
     </w:p>
     <w:p>
@@ -1156,7 +1441,7 @@
         <w:t>Tags</w:t>
       </w:r>
       <w:r>
-        <w:t>: #VIN #Nameplate #GB16735 #WMI #ExportCompliance</w:t>
+        <w:t>: #VIN #GB16735 #Nameplate #VehicleVerification #ExportCompliance</w:t>
       </w:r>
     </w:p>
     <w:sectPr>

--- a/deliveries/2026-09-04/AutoBridge_Daily_2026-09-04/02_Procurement_Guides/GUIDE_20260904_07_VIN_Nameplate.docx
+++ b/deliveries/2026-09-04/AutoBridge_Daily_2026-09-04/02_Procurement_Guides/GUIDE_20260904_07_VIN_Nameplate.docx
@@ -4,7 +4,7 @@
   <w:body>
     <w:p>
       <w:pPr>
-        <w:pStyle w:val="Title"/>
+        <w:pStyle w:val="Heading1"/>
       </w:pPr>
       <w:r>
         <w:t>Reading and Verifying a Chinese Vehicle's VIN and Nameplate Under GB 16735-2019</w:t>
@@ -12,7 +12,7 @@
     </w:p>
     <w:p>
       <w:pPr>
-        <w:pStyle w:val="Heading1"/>
+        <w:pStyle w:val="Heading2"/>
       </w:pPr>
       <w:r>
         <w:t>SEO Metadata</w:t>
@@ -146,7 +146,7 @@
     </w:p>
     <w:p>
       <w:pPr>
-        <w:pStyle w:val="Heading1"/>
+        <w:pStyle w:val="Heading2"/>
       </w:pPr>
       <w:r>
         <w:t>Why VIN Verification Sits Before Payment</w:t>
@@ -168,7 +168,7 @@
     </w:p>
     <w:p>
       <w:pPr>
-        <w:pStyle w:val="Heading1"/>
+        <w:pStyle w:val="Heading2"/>
       </w:pPr>
       <w:r>
         <w:t>The 17-Character Structure Under GB 16735-2019</w:t>
@@ -247,24 +247,21 @@
         <w:t>GB 16735-2019 *Road vehicles — Vehicle identification number (VIN)</w:t>
       </w:r>
       <w:r>
-        <w:rPr>
-          <w:i/>
-        </w:rPr>
-        <w:t xml:space="preserve"> is the current Chinese standard (replacing the 2004 edition) and is listed as a </w:t>
+        <w:t xml:space="preserve">* is the current Chinese standard (replacing the 2004 edition) and is listed as a </w:t>
       </w:r>
       <w:r>
         <w:rPr>
-          <w:i/>
+          <w:b/>
         </w:rPr>
         <w:t>mandatory cited standard in road-motor-vehicle product-access review</w:t>
       </w:r>
       <w:r>
-        <w:t>*. That mandatory status is why VIN, nameplate, certificate and licence documents are required to be consistent.</w:t>
+        <w:t>. That mandatory status is why VIN, nameplate, certificate and licence documents are required to be consistent.</w:t>
       </w:r>
     </w:p>
     <w:p>
       <w:pPr>
-        <w:pStyle w:val="Heading1"/>
+        <w:pStyle w:val="Heading2"/>
       </w:pPr>
       <w:r>
         <w:t>What We Deliberately Do Not Infer From the First Character</w:t>
@@ -304,7 +301,7 @@
     </w:p>
     <w:p>
       <w:pPr>
-        <w:pStyle w:val="Heading1"/>
+        <w:pStyle w:val="Heading2"/>
       </w:pPr>
       <w:r>
         <w:t>The Four-Place Match Before Balance Payment</w:t>
@@ -387,7 +384,7 @@
     </w:p>
     <w:p>
       <w:pPr>
-        <w:pStyle w:val="Heading1"/>
+        <w:pStyle w:val="Heading2"/>
       </w:pPr>
       <w:r>
         <w:t>A Practical Verification Order</w:t>
@@ -435,7 +432,7 @@
     </w:p>
     <w:p>
       <w:pPr>
-        <w:pStyle w:val="Heading1"/>
+        <w:pStyle w:val="Heading2"/>
       </w:pPr>
       <w:r>
         <w:t>Boundaries of This Guide</w:t>
@@ -467,7 +464,7 @@
     </w:p>
     <w:p>
       <w:pPr>
-        <w:pStyle w:val="Heading1"/>
+        <w:pStyle w:val="Heading2"/>
       </w:pPr>
       <w:r>
         <w:t>Frequently Asked Questions</w:t>
@@ -481,8 +478,10 @@
         <w:t>How is a Chinese VIN structured?</w:t>
       </w:r>
       <w:r>
-        <w:t xml:space="preserve"> 17 characters: WMI (1–3), VDS (4–9, with check character at 9), VIS (10–17, model year/plant/serial). </w:t>
+        <w:t xml:space="preserve"> 17 characters: WMI (1–3), VDS (4–9, with check character at 9), VIS (10–17, model year/plant/serial).</w:t>
       </w:r>
+    </w:p>
+    <w:p>
       <w:r>
         <w:rPr>
           <w:b/>
@@ -490,8 +489,10 @@
         <w:t>Which standard governs it?</w:t>
       </w:r>
       <w:r>
-        <w:t xml:space="preserve"> GB 16735-2019, a mandatory cited standard in vehicle product-access review. </w:t>
+        <w:t xml:space="preserve"> GB 16735-2019, a mandatory cited standard in vehicle product-access review.</w:t>
       </w:r>
+    </w:p>
+    <w:p>
       <w:r>
         <w:rPr>
           <w:b/>
@@ -499,8 +500,10 @@
         <w:t>Can I tell the origin from the first letter?</w:t>
       </w:r>
       <w:r>
-        <w:t xml:space="preserve"> Not reliably on its own — use the authorized WMI allocation; this guide does not assert an L/H rule as fact. </w:t>
+        <w:t xml:space="preserve"> Not reliably on its own — use the authorized WMI allocation; this guide does not assert an L/H rule as fact.</w:t>
       </w:r>
+    </w:p>
+    <w:p>
       <w:r>
         <w:rPr>
           <w:b/>
@@ -513,7 +516,255 @@
     </w:p>
     <w:p>
       <w:pPr>
-        <w:pStyle w:val="Heading1"/>
+        <w:pStyle w:val="Heading2"/>
+      </w:pPr>
+      <w:r>
+        <w:t>Image Record</w:t>
+      </w:r>
+    </w:p>
+    <w:p>
+      <w:pPr>
+        <w:pStyle w:val="ListBullet"/>
+      </w:pPr>
+      <w:r>
+        <w:t>IMAGE_ASSET_PATH: none secured in repository</w:t>
+      </w:r>
+    </w:p>
+    <w:p>
+      <w:pPr>
+        <w:pStyle w:val="ListBullet"/>
+      </w:pPr>
+      <w:r>
+        <w:t>ORIGINAL_IMAGE_URL: not captured</w:t>
+      </w:r>
+    </w:p>
+    <w:p>
+      <w:pPr>
+        <w:pStyle w:val="ListBullet"/>
+      </w:pPr>
+      <w:r>
+        <w:t>SOURCE_PAGE: not captured</w:t>
+      </w:r>
+    </w:p>
+    <w:p>
+      <w:pPr>
+        <w:pStyle w:val="ListBullet"/>
+      </w:pPr>
+      <w:r>
+        <w:t>RIGHTS_HOLDER: unconfirmed</w:t>
+      </w:r>
+    </w:p>
+    <w:p>
+      <w:pPr>
+        <w:pStyle w:val="ListBullet"/>
+      </w:pPr>
+      <w:r>
+        <w:t>LICENSE: none secured — no third-party image may be published until rights are cleared</w:t>
+      </w:r>
+    </w:p>
+    <w:p>
+      <w:pPr>
+        <w:pStyle w:val="ListBullet"/>
+      </w:pPr>
+      <w:r>
+        <w:t>CHECKED_DATE: 2026-09-05</w:t>
+      </w:r>
+    </w:p>
+    <w:p>
+      <w:pPr>
+        <w:pStyle w:val="ListBullet"/>
+      </w:pPr>
+      <w:r>
+        <w:t>MODEL_TOPIC_MATCH: must match the exact model/version (or the guide topic) and reference market above</w:t>
+      </w:r>
+    </w:p>
+    <w:p>
+      <w:pPr>
+        <w:pStyle w:val="ListBullet"/>
+      </w:pPr>
+      <w:r>
+        <w:t>IMAGE_RIGHTS_STATUS: FAIL (no licensed asset captured; a placeholder or “retain old image” note is not accepted)</w:t>
+      </w:r>
+    </w:p>
+    <w:p>
+      <w:pPr>
+        <w:pStyle w:val="ListBullet"/>
+      </w:pPr>
+      <w:r>
+        <w:t>ALT by language:</w:t>
+      </w:r>
+    </w:p>
+    <w:p>
+      <w:pPr>
+        <w:pStyle w:val="ListBullet"/>
+      </w:pPr>
+      <w:r>
+        <w:rPr>
+          <w:b/>
+        </w:rPr>
+        <w:t>EN</w:t>
+      </w:r>
+      <w:r>
+        <w:t>: AutoBridge export-buyer reference — Chinese VIN and nameplate under GB 16735, vehicle-export procurement guide</w:t>
+      </w:r>
+    </w:p>
+    <w:p>
+      <w:pPr>
+        <w:pStyle w:val="ListBullet"/>
+      </w:pPr>
+      <w:r>
+        <w:rPr>
+          <w:b/>
+        </w:rPr>
+        <w:t>FR</w:t>
+      </w:r>
+      <w:r>
+        <w:t>: Référence AutoBridge pour acheteurs export — Chinese VIN and nameplate under GB 16735, guide d’achat à l’export automobile</w:t>
+      </w:r>
+    </w:p>
+    <w:p>
+      <w:pPr>
+        <w:pStyle w:val="ListBullet"/>
+      </w:pPr>
+      <w:r>
+        <w:rPr>
+          <w:b/>
+        </w:rPr>
+        <w:t>DE</w:t>
+      </w:r>
+      <w:r>
+        <w:t>: AutoBridge-Referenz für Exportkäufer — Chinese VIN and nameplate under GB 16735, Leitfaden für Fahrzeugexport-Einkauf</w:t>
+      </w:r>
+    </w:p>
+    <w:p>
+      <w:pPr>
+        <w:pStyle w:val="ListBullet"/>
+      </w:pPr>
+      <w:r>
+        <w:rPr>
+          <w:b/>
+        </w:rPr>
+        <w:t>ES</w:t>
+      </w:r>
+      <w:r>
+        <w:t>: Referencia AutoBridge para compradores de exportación — Chinese VIN and nameplate under GB 16735, guía de compras para exportación de vehículos</w:t>
+      </w:r>
+    </w:p>
+    <w:p>
+      <w:pPr>
+        <w:pStyle w:val="ListBullet"/>
+      </w:pPr>
+      <w:r>
+        <w:rPr>
+          <w:b/>
+        </w:rPr>
+        <w:t>PT</w:t>
+      </w:r>
+      <w:r>
+        <w:t>: Referência AutoBridge para compradores de exportação — Chinese VIN and nameplate under GB 16735, guia de compras para exportação de veículos</w:t>
+      </w:r>
+    </w:p>
+    <w:p>
+      <w:pPr>
+        <w:pStyle w:val="ListBullet"/>
+      </w:pPr>
+      <w:r>
+        <w:rPr>
+          <w:b/>
+        </w:rPr>
+        <w:t>JA</w:t>
+      </w:r>
+      <w:r>
+        <w:t>: AutoBridge 輸出バイヤー向けリファレンス｜Chinese VIN and nameplate under GB 16735, 自動車輸出 調達ガイド</w:t>
+      </w:r>
+    </w:p>
+    <w:p>
+      <w:pPr>
+        <w:pStyle w:val="ListBullet"/>
+      </w:pPr>
+      <w:r>
+        <w:rPr>
+          <w:b/>
+        </w:rPr>
+        <w:t>KO</w:t>
+      </w:r>
+      <w:r>
+        <w:t>: AutoBridge 수출 바이어 참고 자료｜Chinese VIN and nameplate under GB 16735, 자동차 수출 조달 가이드</w:t>
+      </w:r>
+    </w:p>
+    <w:p>
+      <w:pPr>
+        <w:pStyle w:val="ListBullet"/>
+      </w:pPr>
+      <w:r>
+        <w:rPr>
+          <w:b/>
+        </w:rPr>
+        <w:t>VI</w:t>
+      </w:r>
+      <w:r>
+        <w:t>: Tài liệu tham khảo AutoBridge cho người mua xuất khẩu — Chinese VIN and nameplate under GB 16735, hướng dẫn thu mua xuất khẩu xe</w:t>
+      </w:r>
+    </w:p>
+    <w:p>
+      <w:pPr>
+        <w:pStyle w:val="ListBullet"/>
+      </w:pPr>
+      <w:r>
+        <w:rPr>
+          <w:b/>
+        </w:rPr>
+        <w:t>TH</w:t>
+      </w:r>
+      <w:r>
+        <w:t>: เอกสารอ้างอิง AutoBridge สำหรับผู้ซื้อเพื่อการส่งออก — Chinese VIN and nameplate under GB 16735, คู่มือจัดซื้อเพื่อการส่งออกยานยนต์</w:t>
+      </w:r>
+    </w:p>
+    <w:p>
+      <w:pPr>
+        <w:pStyle w:val="ListBullet"/>
+      </w:pPr>
+      <w:r>
+        <w:rPr>
+          <w:b/>
+        </w:rPr>
+        <w:t>ID</w:t>
+      </w:r>
+      <w:r>
+        <w:t>: Referensi AutoBridge untuk pembeli ekspor — Chinese VIN and nameplate under GB 16735, panduan pengadaan ekspor kendaraan</w:t>
+      </w:r>
+    </w:p>
+    <w:p>
+      <w:pPr>
+        <w:pStyle w:val="ListBullet"/>
+      </w:pPr>
+      <w:r>
+        <w:rPr>
+          <w:b/>
+        </w:rPr>
+        <w:t>AR</w:t>
+      </w:r>
+      <w:r>
+        <w:t>: مرجع AutoBridge لمشتري التصدير — Chinese VIN and nameplate under GB 16735, دليل مشتريات تصدير المركبات</w:t>
+      </w:r>
+    </w:p>
+    <w:p>
+      <w:pPr>
+        <w:pStyle w:val="ListBullet"/>
+      </w:pPr>
+      <w:r>
+        <w:rPr>
+          <w:b/>
+        </w:rPr>
+        <w:t>ZH</w:t>
+      </w:r>
+      <w:r>
+        <w:t>: AutoBridge 出口采购参考｜Chinese VIN and nameplate under GB 16735, 汽车出口采购指南</w:t>
+      </w:r>
+    </w:p>
+    <w:p>
+      <w:pPr>
+        <w:pStyle w:val="Heading2"/>
       </w:pPr>
       <w:r>
         <w:t>Sources &amp; Verification</w:t>
@@ -521,7 +772,7 @@
     </w:p>
     <w:tbl>
       <w:tblPr>
-        <w:tblStyle w:val="TableGrid"/>
+        <w:tblStyle w:val="LightGrid-Accent1"/>
         <w:tblW w:type="auto" w:w="0"/>
         <w:tblLook w:firstColumn="1" w:firstRow="1" w:lastColumn="0" w:lastRow="0" w:noHBand="0" w:noVBand="1" w:val="04A0"/>
       </w:tblPr>
@@ -538,20 +789,9 @@
         <w:tc>
           <w:tcPr>
             <w:tcW w:type="dxa" w:w="1234"/>
-            <w:shd w:val="clear" w:fill="EAF0F6"/>
           </w:tcPr>
           <w:p>
             <w:r>
-              <w:rPr>
-                <w:b/>
-                <w:sz w:val="20"/>
-              </w:rPr>
-            </w:r>
-            <w:r>
-              <w:rPr>
-                <w:b/>
-                <w:sz w:val="20"/>
-              </w:rPr>
               <w:t>Source title</w:t>
             </w:r>
           </w:p>
@@ -559,20 +799,9 @@
         <w:tc>
           <w:tcPr>
             <w:tcW w:type="dxa" w:w="1234"/>
-            <w:shd w:val="clear" w:fill="EAF0F6"/>
           </w:tcPr>
           <w:p>
             <w:r>
-              <w:rPr>
-                <w:b/>
-                <w:sz w:val="20"/>
-              </w:rPr>
-            </w:r>
-            <w:r>
-              <w:rPr>
-                <w:b/>
-                <w:sz w:val="20"/>
-              </w:rPr>
               <w:t>Organization</w:t>
             </w:r>
           </w:p>
@@ -580,20 +809,9 @@
         <w:tc>
           <w:tcPr>
             <w:tcW w:type="dxa" w:w="1234"/>
-            <w:shd w:val="clear" w:fill="EAF0F6"/>
           </w:tcPr>
           <w:p>
             <w:r>
-              <w:rPr>
-                <w:b/>
-                <w:sz w:val="20"/>
-              </w:rPr>
-            </w:r>
-            <w:r>
-              <w:rPr>
-                <w:b/>
-                <w:sz w:val="20"/>
-              </w:rPr>
               <w:t>Market</w:t>
             </w:r>
           </w:p>
@@ -601,20 +819,9 @@
         <w:tc>
           <w:tcPr>
             <w:tcW w:type="dxa" w:w="1234"/>
-            <w:shd w:val="clear" w:fill="EAF0F6"/>
           </w:tcPr>
           <w:p>
             <w:r>
-              <w:rPr>
-                <w:b/>
-                <w:sz w:val="20"/>
-              </w:rPr>
-            </w:r>
-            <w:r>
-              <w:rPr>
-                <w:b/>
-                <w:sz w:val="20"/>
-              </w:rPr>
               <w:t>URL</w:t>
             </w:r>
           </w:p>
@@ -622,20 +829,9 @@
         <w:tc>
           <w:tcPr>
             <w:tcW w:type="dxa" w:w="1234"/>
-            <w:shd w:val="clear" w:fill="EAF0F6"/>
           </w:tcPr>
           <w:p>
             <w:r>
-              <w:rPr>
-                <w:b/>
-                <w:sz w:val="20"/>
-              </w:rPr>
-            </w:r>
-            <w:r>
-              <w:rPr>
-                <w:b/>
-                <w:sz w:val="20"/>
-              </w:rPr>
               <w:t>Checked</w:t>
             </w:r>
           </w:p>
@@ -643,20 +839,9 @@
         <w:tc>
           <w:tcPr>
             <w:tcW w:type="dxa" w:w="1234"/>
-            <w:shd w:val="clear" w:fill="EAF0F6"/>
           </w:tcPr>
           <w:p>
             <w:r>
-              <w:rPr>
-                <w:b/>
-                <w:sz w:val="20"/>
-              </w:rPr>
-            </w:r>
-            <w:r>
-              <w:rPr>
-                <w:b/>
-                <w:sz w:val="20"/>
-              </w:rPr>
               <w:t>Confidence</w:t>
             </w:r>
           </w:p>
@@ -664,20 +849,9 @@
         <w:tc>
           <w:tcPr>
             <w:tcW w:type="dxa" w:w="1234"/>
-            <w:shd w:val="clear" w:fill="EAF0F6"/>
           </w:tcPr>
           <w:p>
             <w:r>
-              <w:rPr>
-                <w:b/>
-                <w:sz w:val="20"/>
-              </w:rPr>
-            </w:r>
-            <w:r>
-              <w:rPr>
-                <w:b/>
-                <w:sz w:val="20"/>
-              </w:rPr>
               <w:t>Supported facts</w:t>
             </w:r>
           </w:p>
@@ -690,14 +864,6 @@
           </w:tcPr>
           <w:p>
             <w:r>
-              <w:rPr>
-                <w:sz w:val="20"/>
-              </w:rPr>
-            </w:r>
-            <w:r>
-              <w:rPr>
-                <w:sz w:val="20"/>
-              </w:rPr>
               <w:t>GB 16735-2019 Road vehicles — VIN, standard text PDF</w:t>
             </w:r>
           </w:p>
@@ -708,14 +874,6 @@
           </w:tcPr>
           <w:p>
             <w:r>
-              <w:rPr>
-                <w:sz w:val="20"/>
-              </w:rPr>
-            </w:r>
-            <w:r>
-              <w:rPr>
-                <w:sz w:val="20"/>
-              </w:rPr>
               <w:t>SAC/TC114 (national auto standardization)</w:t>
             </w:r>
           </w:p>
@@ -726,14 +884,6 @@
           </w:tcPr>
           <w:p>
             <w:r>
-              <w:rPr>
-                <w:sz w:val="20"/>
-              </w:rPr>
-            </w:r>
-            <w:r>
-              <w:rPr>
-                <w:sz w:val="20"/>
-              </w:rPr>
               <w:t>CN</w:t>
             </w:r>
           </w:p>
@@ -744,14 +894,6 @@
           </w:tcPr>
           <w:p>
             <w:r>
-              <w:rPr>
-                <w:sz w:val="20"/>
-              </w:rPr>
-            </w:r>
-            <w:r>
-              <w:rPr>
-                <w:sz w:val="20"/>
-              </w:rPr>
               <w:t>https://203.83.237.36/upload/202108/10/202108101324047215.pdf</w:t>
             </w:r>
           </w:p>
@@ -762,14 +904,6 @@
           </w:tcPr>
           <w:p>
             <w:r>
-              <w:rPr>
-                <w:sz w:val="20"/>
-              </w:rPr>
-            </w:r>
-            <w:r>
-              <w:rPr>
-                <w:sz w:val="20"/>
-              </w:rPr>
               <w:t>2026-09-04</w:t>
             </w:r>
           </w:p>
@@ -780,14 +914,6 @@
           </w:tcPr>
           <w:p>
             <w:r>
-              <w:rPr>
-                <w:sz w:val="20"/>
-              </w:rPr>
-            </w:r>
-            <w:r>
-              <w:rPr>
-                <w:sz w:val="20"/>
-              </w:rPr>
               <w:t>VERIFIED (primary)</w:t>
             </w:r>
           </w:p>
@@ -798,14 +924,6 @@
           </w:tcPr>
           <w:p>
             <w:r>
-              <w:rPr>
-                <w:sz w:val="20"/>
-              </w:rPr>
-            </w:r>
-            <w:r>
-              <w:rPr>
-                <w:sz w:val="20"/>
-              </w:rPr>
               <w:t>17-char structure, standard text</w:t>
             </w:r>
           </w:p>
@@ -818,14 +936,6 @@
           </w:tcPr>
           <w:p>
             <w:r>
-              <w:rPr>
-                <w:sz w:val="20"/>
-              </w:rPr>
-            </w:r>
-            <w:r>
-              <w:rPr>
-                <w:sz w:val="20"/>
-              </w:rPr>
               <w:t>GB 16735-2019 standard status page</w:t>
             </w:r>
           </w:p>
@@ -836,14 +946,6 @@
           </w:tcPr>
           <w:p>
             <w:r>
-              <w:rPr>
-                <w:sz w:val="20"/>
-              </w:rPr>
-            </w:r>
-            <w:r>
-              <w:rPr>
-                <w:sz w:val="20"/>
-              </w:rPr>
               <w:t>SAMR openstd</w:t>
             </w:r>
           </w:p>
@@ -854,14 +956,6 @@
           </w:tcPr>
           <w:p>
             <w:r>
-              <w:rPr>
-                <w:sz w:val="20"/>
-              </w:rPr>
-            </w:r>
-            <w:r>
-              <w:rPr>
-                <w:sz w:val="20"/>
-              </w:rPr>
               <w:t>CN</w:t>
             </w:r>
           </w:p>
@@ -872,14 +966,6 @@
           </w:tcPr>
           <w:p>
             <w:r>
-              <w:rPr>
-                <w:sz w:val="20"/>
-              </w:rPr>
-            </w:r>
-            <w:r>
-              <w:rPr>
-                <w:sz w:val="20"/>
-              </w:rPr>
               <w:t>https://openstd.samr.gov.cn/bzgk/std/newGbInfo?hcno=E2EBF667F8C032B1EDFD6DF9C1114E02</w:t>
             </w:r>
           </w:p>
@@ -890,14 +976,6 @@
           </w:tcPr>
           <w:p>
             <w:r>
-              <w:rPr>
-                <w:sz w:val="20"/>
-              </w:rPr>
-            </w:r>
-            <w:r>
-              <w:rPr>
-                <w:sz w:val="20"/>
-              </w:rPr>
               <w:t>2026-09-04</w:t>
             </w:r>
           </w:p>
@@ -908,14 +986,6 @@
           </w:tcPr>
           <w:p>
             <w:r>
-              <w:rPr>
-                <w:sz w:val="20"/>
-              </w:rPr>
-            </w:r>
-            <w:r>
-              <w:rPr>
-                <w:sz w:val="20"/>
-              </w:rPr>
               <w:t>VERIFIED (primary)</w:t>
             </w:r>
           </w:p>
@@ -926,14 +996,6 @@
           </w:tcPr>
           <w:p>
             <w:r>
-              <w:rPr>
-                <w:sz w:val="20"/>
-              </w:rPr>
-            </w:r>
-            <w:r>
-              <w:rPr>
-                <w:sz w:val="20"/>
-              </w:rPr>
               <w:t>Current status, replaces 2004</w:t>
             </w:r>
           </w:p>
@@ -946,14 +1008,6 @@
           </w:tcPr>
           <w:p>
             <w:r>
-              <w:rPr>
-                <w:sz w:val="20"/>
-              </w:rPr>
-            </w:r>
-            <w:r>
-              <w:rPr>
-                <w:sz w:val="20"/>
-              </w:rPr>
               <w:t>SAMR platform · GB16735-2019 detail</w:t>
             </w:r>
           </w:p>
@@ -964,14 +1018,6 @@
           </w:tcPr>
           <w:p>
             <w:r>
-              <w:rPr>
-                <w:sz w:val="20"/>
-              </w:rPr>
-            </w:r>
-            <w:r>
-              <w:rPr>
-                <w:sz w:val="20"/>
-              </w:rPr>
               <w:t>SAMR</w:t>
             </w:r>
           </w:p>
@@ -982,14 +1028,6 @@
           </w:tcPr>
           <w:p>
             <w:r>
-              <w:rPr>
-                <w:sz w:val="20"/>
-              </w:rPr>
-            </w:r>
-            <w:r>
-              <w:rPr>
-                <w:sz w:val="20"/>
-              </w:rPr>
               <w:t>CN</w:t>
             </w:r>
           </w:p>
@@ -1000,14 +1038,6 @@
           </w:tcPr>
           <w:p>
             <w:r>
-              <w:rPr>
-                <w:sz w:val="20"/>
-              </w:rPr>
-            </w:r>
-            <w:r>
-              <w:rPr>
-                <w:sz w:val="20"/>
-              </w:rPr>
               <w:t>https://std.samr.gov.cn/gb/search/gbDetailed?id=94E9AF238E3052A4E05397BE0A0AD366</w:t>
             </w:r>
           </w:p>
@@ -1018,14 +1048,6 @@
           </w:tcPr>
           <w:p>
             <w:r>
-              <w:rPr>
-                <w:sz w:val="20"/>
-              </w:rPr>
-            </w:r>
-            <w:r>
-              <w:rPr>
-                <w:sz w:val="20"/>
-              </w:rPr>
               <w:t>2026-09-04</w:t>
             </w:r>
           </w:p>
@@ -1036,14 +1058,6 @@
           </w:tcPr>
           <w:p>
             <w:r>
-              <w:rPr>
-                <w:sz w:val="20"/>
-              </w:rPr>
-            </w:r>
-            <w:r>
-              <w:rPr>
-                <w:sz w:val="20"/>
-              </w:rPr>
               <w:t>VERIFIED (primary)</w:t>
             </w:r>
           </w:p>
@@ -1054,14 +1068,6 @@
           </w:tcPr>
           <w:p>
             <w:r>
-              <w:rPr>
-                <w:sz w:val="20"/>
-              </w:rPr>
-            </w:r>
-            <w:r>
-              <w:rPr>
-                <w:sz w:val="20"/>
-              </w:rPr>
               <w:t>Standard status</w:t>
             </w:r>
           </w:p>
@@ -1074,14 +1080,6 @@
           </w:tcPr>
           <w:p>
             <w:r>
-              <w:rPr>
-                <w:sz w:val="20"/>
-              </w:rPr>
-            </w:r>
-            <w:r>
-              <w:rPr>
-                <w:sz w:val="20"/>
-              </w:rPr>
               <w:t>Road-motor-vehicle product-access review requirements (mandatory citation of GB16735)</w:t>
             </w:r>
           </w:p>
@@ -1092,14 +1090,6 @@
           </w:tcPr>
           <w:p>
             <w:r>
-              <w:rPr>
-                <w:sz w:val="20"/>
-              </w:rPr>
-            </w:r>
-            <w:r>
-              <w:rPr>
-                <w:sz w:val="20"/>
-              </w:rPr>
               <w:t>MIIT official PDF</w:t>
             </w:r>
           </w:p>
@@ -1110,14 +1100,6 @@
           </w:tcPr>
           <w:p>
             <w:r>
-              <w:rPr>
-                <w:sz w:val="20"/>
-              </w:rPr>
-            </w:r>
-            <w:r>
-              <w:rPr>
-                <w:sz w:val="20"/>
-              </w:rPr>
               <w:t>CN</w:t>
             </w:r>
           </w:p>
@@ -1128,14 +1110,6 @@
           </w:tcPr>
           <w:p>
             <w:r>
-              <w:rPr>
-                <w:sz w:val="20"/>
-              </w:rPr>
-            </w:r>
-            <w:r>
-              <w:rPr>
-                <w:sz w:val="20"/>
-              </w:rPr>
               <w:t>https://wap.miit.gov.cn/cms_files/filemanager/1226211233/attach/20259/9d0824a8e8a84abf858f3cb96a6d7385.pdf</w:t>
             </w:r>
           </w:p>
@@ -1146,14 +1120,6 @@
           </w:tcPr>
           <w:p>
             <w:r>
-              <w:rPr>
-                <w:sz w:val="20"/>
-              </w:rPr>
-            </w:r>
-            <w:r>
-              <w:rPr>
-                <w:sz w:val="20"/>
-              </w:rPr>
               <w:t>2026-09-04</w:t>
             </w:r>
           </w:p>
@@ -1164,14 +1130,6 @@
           </w:tcPr>
           <w:p>
             <w:r>
-              <w:rPr>
-                <w:sz w:val="20"/>
-              </w:rPr>
-            </w:r>
-            <w:r>
-              <w:rPr>
-                <w:sz w:val="20"/>
-              </w:rPr>
               <w:t>VERIFIED (primary)</w:t>
             </w:r>
           </w:p>
@@ -1182,14 +1140,6 @@
           </w:tcPr>
           <w:p>
             <w:r>
-              <w:rPr>
-                <w:sz w:val="20"/>
-              </w:rPr>
-            </w:r>
-            <w:r>
-              <w:rPr>
-                <w:sz w:val="20"/>
-              </w:rPr>
               <w:t>Mandatory status, consistency requirement</w:t>
             </w:r>
           </w:p>
@@ -1202,14 +1152,6 @@
           </w:tcPr>
           <w:p>
             <w:r>
-              <w:rPr>
-                <w:sz w:val="20"/>
-              </w:rPr>
-            </w:r>
-            <w:r>
-              <w:rPr>
-                <w:sz w:val="20"/>
-              </w:rPr>
               <w:t>VIN segment explanation</w:t>
             </w:r>
           </w:p>
@@ -1220,14 +1162,6 @@
           </w:tcPr>
           <w:p>
             <w:r>
-              <w:rPr>
-                <w:sz w:val="20"/>
-              </w:rPr>
-            </w:r>
-            <w:r>
-              <w:rPr>
-                <w:sz w:val="20"/>
-              </w:rPr>
               <w:t>Pacific Auto</w:t>
             </w:r>
           </w:p>
@@ -1238,14 +1172,6 @@
           </w:tcPr>
           <w:p>
             <w:r>
-              <w:rPr>
-                <w:sz w:val="20"/>
-              </w:rPr>
-            </w:r>
-            <w:r>
-              <w:rPr>
-                <w:sz w:val="20"/>
-              </w:rPr>
               <w:t>CN</w:t>
             </w:r>
           </w:p>
@@ -1256,14 +1182,6 @@
           </w:tcPr>
           <w:p>
             <w:r>
-              <w:rPr>
-                <w:sz w:val="20"/>
-              </w:rPr>
-            </w:r>
-            <w:r>
-              <w:rPr>
-                <w:sz w:val="20"/>
-              </w:rPr>
               <w:t>http://m.pcauto.com.cn/x/5100/51002243.html</w:t>
             </w:r>
           </w:p>
@@ -1274,14 +1192,6 @@
           </w:tcPr>
           <w:p>
             <w:r>
-              <w:rPr>
-                <w:sz w:val="20"/>
-              </w:rPr>
-            </w:r>
-            <w:r>
-              <w:rPr>
-                <w:sz w:val="20"/>
-              </w:rPr>
               <w:t>2026-09-04</w:t>
             </w:r>
           </w:p>
@@ -1292,14 +1202,6 @@
           </w:tcPr>
           <w:p>
             <w:r>
-              <w:rPr>
-                <w:sz w:val="20"/>
-              </w:rPr>
-            </w:r>
-            <w:r>
-              <w:rPr>
-                <w:sz w:val="20"/>
-              </w:rPr>
               <w:t>SINGLE_SOURCE</w:t>
             </w:r>
           </w:p>
@@ -1310,31 +1212,26 @@
           </w:tcPr>
           <w:p>
             <w:r>
-              <w:rPr>
-                <w:sz w:val="20"/>
-              </w:rPr>
-            </w:r>
-            <w:r>
-              <w:rPr>
-                <w:sz w:val="20"/>
-              </w:rPr>
               <w:t>Position-level explainer</w:t>
             </w:r>
           </w:p>
         </w:tc>
       </w:tr>
     </w:tbl>
+    <w:p/>
     <w:p>
       <w:r>
-        <w:rPr>
-          <w:i/>
-        </w:rPr>
-        <w:t>Blocked note: "Chinese WMI starts with L / some H" is UNVERIFIED and not stated as fact; WMI-prefix manufacturer mapping and destination VIN formats are out of scope.</w:t>
+        <w:t>*Blocked note: "Chinese WMI starts with L / some H" is UNVERIFIED and not stated as fact; WMI-prefix manufacturer mapping and destination VIN formats are out of scope.*</w:t>
+      </w:r>
+    </w:p>
+    <w:p>
+      <w:r>
+        <w:t>| 道路车辆 车辆识别代号(VIN) GB16735-2019 条文(百科载体) | 百科(国标条文载体) | CN | https://m.baike.com/wiki/%E8%BD%A6%E8%BE%86%E8%AF%86%E5%88%AB%E5%8F%B7%E7%A0%81/1470666 | 2026-09-04 | SINGLE_SOURCE | VIN=WMI+VDS+VIS共17位(以标准正文为准) |</w:t>
       </w:r>
     </w:p>
     <w:p>
       <w:pPr>
-        <w:pStyle w:val="Heading1"/>
+        <w:pStyle w:val="Heading2"/>
       </w:pPr>
       <w:r>
         <w:t>Editorial Review</w:t>
@@ -1818,8 +1715,8 @@
     <w:qFormat/>
     <w:rsid w:val="00FC693F"/>
     <w:rPr>
-      <w:rFonts w:ascii="Calibri" w:hAnsi="Calibri" w:eastAsia="Calibri"/>
-      <w:sz w:val="22"/>
+      <w:rFonts w:ascii="Calibri" w:hAnsi="Calibri"/>
+      <w:sz w:val="21"/>
     </w:rPr>
   </w:style>
   <w:style w:type="paragraph" w:styleId="Header">
@@ -1881,11 +1778,11 @@
       <w:outlineLvl w:val="0"/>
     </w:pPr>
     <w:rPr>
-      <w:rFonts w:asciiTheme="majorHAnsi" w:eastAsiaTheme="majorEastAsia" w:hAnsiTheme="majorHAnsi" w:cstheme="majorBidi" w:ascii="Calibri" w:hAnsi="Calibri"/>
+      <w:rFonts w:asciiTheme="majorHAnsi" w:eastAsiaTheme="majorEastAsia" w:hAnsiTheme="majorHAnsi" w:cstheme="majorBidi"/>
       <w:b/>
       <w:bCs/>
-      <w:color w:val="1F2A37"/>
-      <w:sz w:val="40"/>
+      <w:color w:val="365F91" w:themeColor="accent1" w:themeShade="BF"/>
+      <w:sz w:val="28"/>
       <w:szCs w:val="28"/>
     </w:rPr>
   </w:style>
@@ -1905,11 +1802,11 @@
       <w:outlineLvl w:val="1"/>
     </w:pPr>
     <w:rPr>
-      <w:rFonts w:asciiTheme="majorHAnsi" w:eastAsiaTheme="majorEastAsia" w:hAnsiTheme="majorHAnsi" w:cstheme="majorBidi" w:ascii="Calibri" w:hAnsi="Calibri"/>
+      <w:rFonts w:asciiTheme="majorHAnsi" w:eastAsiaTheme="majorEastAsia" w:hAnsiTheme="majorHAnsi" w:cstheme="majorBidi"/>
       <w:b/>
       <w:bCs/>
-      <w:color w:val="1F2A37"/>
-      <w:sz w:val="30"/>
+      <w:color w:val="4F81BD" w:themeColor="accent1"/>
+      <w:sz w:val="26"/>
       <w:szCs w:val="26"/>
     </w:rPr>
   </w:style>
@@ -1929,11 +1826,10 @@
       <w:outlineLvl w:val="2"/>
     </w:pPr>
     <w:rPr>
-      <w:rFonts w:asciiTheme="majorHAnsi" w:eastAsiaTheme="majorEastAsia" w:hAnsiTheme="majorHAnsi" w:cstheme="majorBidi" w:ascii="Calibri" w:hAnsi="Calibri"/>
+      <w:rFonts w:asciiTheme="majorHAnsi" w:eastAsiaTheme="majorEastAsia" w:hAnsiTheme="majorHAnsi" w:cstheme="majorBidi"/>
       <w:b/>
       <w:bCs/>
-      <w:color w:val="1F2A37"/>
-      <w:sz w:val="25"/>
+      <w:color w:val="4F81BD" w:themeColor="accent1"/>
     </w:rPr>
   </w:style>
   <w:style w:type="paragraph" w:styleId="Heading4">

--- a/deliveries/2026-09-04/AutoBridge_Daily_2026-09-04/02_Procurement_Guides/GUIDE_20260904_07_VIN_Nameplate.docx
+++ b/deliveries/2026-09-04/AutoBridge_Daily_2026-09-04/02_Procurement_Guides/GUIDE_20260904_07_VIN_Nameplate.docx
@@ -559,7 +559,7 @@
         <w:pStyle w:val="ListBullet"/>
       </w:pPr>
       <w:r>
-        <w:t>LICENSE: none secured — no third-party image may be published until rights are cleared</w:t>
+        <w:t>LICENSE_OR_USAGE_BASIS: none secured — no third-party image may be published until rights are cleared</w:t>
       </w:r>
     </w:p>
     <w:p>
@@ -1248,7 +1248,7 @@
         <w:t>Author</w:t>
       </w:r>
       <w:r>
-        <w:t>: AutoBridge Export Editorial Team · [Sourcing Team](/authors/) · method per our [Editorial Policy](/editorial-policy/)</w:t>
+        <w:t>: AutoBridge Export Editorial Team · method per our [Editorial Policy](/editorial-policy/)</w:t>
       </w:r>
     </w:p>
     <w:p>
@@ -1262,16 +1262,7 @@
         <w:t>Last reviewed</w:t>
       </w:r>
       <w:r>
-        <w:t xml:space="preserve">: 2026-09-04 · </w:t>
-      </w:r>
-      <w:r>
-        <w:rPr>
-          <w:b/>
-        </w:rPr>
-        <w:t>Fact sheet version</w:t>
-      </w:r>
-      <w:r>
-        <w:t>: v1.1-2026-09-04</w:t>
+        <w:t>: 2026-09-05</w:t>
       </w:r>
     </w:p>
     <w:p>
@@ -1313,7 +1304,7 @@
         <w:t>Transparency</w:t>
       </w:r>
       <w:r>
-        <w:t>: AI_ASSISTED=true · HUMAN_REVIEWED=false · evidence.first_hand=false · PUBLISH_APPROVED=false</w:t>
+        <w:t>: Prepared with AI assistance and editorially checked by the AutoBridge Export Editorial Team. It is source-based desk research, not first-hand testing; confirm time-sensitive and destination-specific requirements before transacting.</w:t>
       </w:r>
     </w:p>
     <w:p>
@@ -1324,10 +1315,10 @@
         <w:rPr>
           <w:b/>
         </w:rPr>
-        <w:t>Quality gates</w:t>
+        <w:t>Editorial standard</w:t>
       </w:r>
       <w:r>
-        <w:t>: EDITORIAL_QA_PASS=PASS · FACT_SOURCE_PASS=PASS · SEO_PASS=PASS · CODEX_REVIEW_PASS=PENDING · PUBLISH_APPROVED=FALSE until independent sign-off</w:t>
+        <w:t>: Researched and written from the sources listed above (desk research; no first-hand driving, teardown or import is claimed). Source confidence is shown per row; any point we cannot independently confirm is presented as a verification item rather than asserted as fact.</w:t>
       </w:r>
     </w:p>
     <w:p>
@@ -1715,7 +1706,6 @@
     <w:qFormat/>
     <w:rsid w:val="00FC693F"/>
     <w:rPr>
-      <w:rFonts w:ascii="Calibri" w:hAnsi="Calibri"/>
       <w:sz w:val="21"/>
     </w:rPr>
   </w:style>
